--- a/Propuesta de Proyecto.docx
+++ b/Propuesta de Proyecto.docx
@@ -70,7 +70,15 @@
         <w:t>servicio web corporativo</w:t>
       </w:r>
       <w:r>
-        <w:t xml:space="preserve"> que permita  automatizar tareas cognitivas, mejorar la productividad y estandarizar procesos sin depender de proveedores externos. La solución se basa en software 100 % abierto, fácil de auditar y mantener.</w:t>
+        <w:t xml:space="preserve"> que </w:t>
+      </w:r>
+      <w:proofErr w:type="gramStart"/>
+      <w:r>
+        <w:t>permita  automatizar</w:t>
+      </w:r>
+      <w:proofErr w:type="gramEnd"/>
+      <w:r>
+        <w:t xml:space="preserve"> tareas cognitivas, mejorar la productividad y estandarizar procesos sin depender de proveedores externos. La solución se basa en software 100 % abierto, fácil de auditar y mantener.</w:t>
       </w:r>
     </w:p>
     <w:p>
@@ -918,6 +926,7 @@
       </w:tr>
       <w:tr>
         <w:trPr>
+          <w:trHeight w:val="1447"/>
           <w:tblCellSpacing w:w="15" w:type="dxa"/>
         </w:trPr>
         <w:tc>
@@ -1986,6 +1995,7 @@
   <w:style w:type="character" w:default="1" w:styleId="Fuentedeprrafopredeter">
     <w:name w:val="Default Paragraph Font"/>
     <w:uiPriority w:val="1"/>
+    <w:semiHidden/>
     <w:unhideWhenUsed/>
   </w:style>
   <w:style w:type="table" w:default="1" w:styleId="Tablanormal">
